--- a/Tabla_Mendeley_10_Modelos_ViT_DenseNet.docx
+++ b/Tabla_Mendeley_10_Modelos_ViT_DenseNet.docx
@@ -27,7 +27,7 @@
           <w:sz w:val="22"/>
           <w:szCs w:val="22"/>
         </w:rPr>
-        <w:t xml:space="preserve">Dataset DNC (Mendeley) — 5-fold, pooled</w:t>
+        <w:t xml:space="preserve">Capítulo III, secciones 3.5 y 3.6 — Dataset DNC (Mendeley), 5-fold, pooled</w:t>
       </w:r>
     </w:p>
     <w:p>
@@ -76,40 +76,7 @@
         <w:spacing w:after="120" w:before="200"/>
       </w:pPr>
       <w:r>
-        <w:t xml:space="preserve">Por qué ViT-Base/16 y DenseNet-121</w:t>
-      </w:r>
-    </w:p>
-    <w:p>
-      <w:pPr>
-        <w:spacing w:after="100"/>
-      </w:pPr>
-      <w:r>
-        <w:t xml:space="preserve">ViT-Base/16: el F1 más alto de los 10 modelos (96.96) y el más estable entre folds (desv.std=0.28, según Sustento_Seleccion_Modelos.docx) — el mejor resultado individual del experimento.</w:t>
-      </w:r>
-    </w:p>
-    <w:p>
-      <w:pPr>
-        <w:spacing w:after="100"/>
-      </w:pPr>
-      <w:r>
-        <w:t xml:space="preserve">DenseNet-121: 2º lugar en F1 (95.66) y el AUC más alto de los 10 modelos (0.9906, superando incluso a ViT-Base/16) con solo 7M de parámetros frente a los 85.8M de ViT-Base/16 — la mejor relación desempeño/costo computacional del grupo, relevante para escenarios con recursos limitados.</w:t>
-      </w:r>
-    </w:p>
-    <w:p>
-      <w:pPr>
-        <w:spacing w:after="100"/>
-      </w:pPr>
-      <w:r>
-        <w:t xml:space="preserve">Juntos representan las dos familias de arquitectura del proyecto (Transformer y convolucional) con los 2 mejores resultados de cada una, sin necesidad de un tercer o cuarto modelo para esa comparación.</w:t>
-      </w:r>
-    </w:p>
-    <w:p>
-      <w:pPr>
-        <w:pStyle w:val="Heading1"/>
-        <w:spacing w:after="120" w:before="200"/>
-      </w:pPr>
-      <w:r>
-        <w:t xml:space="preserve">Tabla comparativa (ordenada por F1, resaltados los 2 modelos elegidos)</w:t>
+        <w:t xml:space="preserve">3.5 Evaluación intra-dataset: Tabla 3.2, comparación de los 10 modelos (ordenada por F1, resaltados los 2 elegidos)</w:t>
       </w:r>
     </w:p>
     <w:tbl>
@@ -1964,6 +1931,39 @@
           <w:szCs w:val="18"/>
         </w:rPr>
         <w:t xml:space="preserve">Fuente: results_freshness_v3/reportes/dnc_5fold_confmat_roc/metricas_pooled_por_modelo.csv (evaluación pooled de 5 folds, 8,000 imágenes). Detalle de criterios de selección en Sustento_Seleccion_Modelos.docx.</w:t>
+      </w:r>
+    </w:p>
+    <w:p>
+      <w:pPr>
+        <w:pStyle w:val="Heading1"/>
+        <w:spacing w:after="120" w:before="200"/>
+      </w:pPr>
+      <w:r>
+        <w:t xml:space="preserve">3.6 Selección de los modelos de referencia: por qué ViT-Base/16 y DenseNet-121</w:t>
+      </w:r>
+    </w:p>
+    <w:p>
+      <w:pPr>
+        <w:spacing w:after="100"/>
+      </w:pPr>
+      <w:r>
+        <w:t xml:space="preserve">ViT-Base/16: el F1 más alto de los 10 modelos (96.96) y el más estable entre folds (desv.std=0.28, según Sustento_Seleccion_Modelos.docx) — el mejor resultado individual del experimento.</w:t>
+      </w:r>
+    </w:p>
+    <w:p>
+      <w:pPr>
+        <w:spacing w:after="100"/>
+      </w:pPr>
+      <w:r>
+        <w:t xml:space="preserve">DenseNet-121: 2º lugar en F1 (95.66) y el AUC más alto de los 10 modelos (0.9906, superando incluso a ViT-Base/16) con solo 7M de parámetros frente a los 85.8M de ViT-Base/16 — la mejor relación desempeño/costo computacional del grupo, relevante para escenarios con recursos limitados.</w:t>
+      </w:r>
+    </w:p>
+    <w:p>
+      <w:pPr>
+        <w:spacing w:after="100"/>
+      </w:pPr>
+      <w:r>
+        <w:t xml:space="preserve">Juntos representan las dos familias de arquitectura del proyecto (Transformer y convolucional) con los 2 mejores resultados de cada una, sin necesidad de un tercer o cuarto modelo para esa comparación.</w:t>
       </w:r>
     </w:p>
     <w:sectPr>

--- a/Tabla_Mendeley_10_Modelos_ViT_DenseNet.docx
+++ b/Tabla_Mendeley_10_Modelos_ViT_DenseNet.docx
@@ -27,7 +27,7 @@
           <w:sz w:val="22"/>
           <w:szCs w:val="22"/>
         </w:rPr>
-        <w:t xml:space="preserve">Capítulo III, secciones 3.5 y 3.6 — Dataset DNC (Mendeley), 5-fold, pooled</w:t>
+        <w:t xml:space="preserve">Dataset DNC (Mendeley) — 5-fold, pooled</w:t>
       </w:r>
     </w:p>
     <w:p>
@@ -76,7 +76,40 @@
         <w:spacing w:after="120" w:before="200"/>
       </w:pPr>
       <w:r>
-        <w:t xml:space="preserve">3.5 Evaluación intra-dataset: Tabla 3.2, comparación de los 10 modelos (ordenada por F1, resaltados los 2 elegidos)</w:t>
+        <w:t xml:space="preserve">Por qué ViT-Base/16 y DenseNet-121</w:t>
+      </w:r>
+    </w:p>
+    <w:p>
+      <w:pPr>
+        <w:spacing w:after="100"/>
+      </w:pPr>
+      <w:r>
+        <w:t xml:space="preserve">ViT-Base/16: el F1 más alto de los 10 modelos (96.96) y el más estable entre folds (desv.std=0.28, según Sustento_Seleccion_Modelos.docx) — el mejor resultado individual del experimento.</w:t>
+      </w:r>
+    </w:p>
+    <w:p>
+      <w:pPr>
+        <w:spacing w:after="100"/>
+      </w:pPr>
+      <w:r>
+        <w:t xml:space="preserve">DenseNet-121: 2º lugar en F1 (95.66) y el AUC más alto de los 10 modelos (0.9906, superando incluso a ViT-Base/16) con solo 7M de parámetros frente a los 85.8M de ViT-Base/16 — la mejor relación desempeño/costo computacional del grupo, relevante para escenarios con recursos limitados.</w:t>
+      </w:r>
+    </w:p>
+    <w:p>
+      <w:pPr>
+        <w:spacing w:after="100"/>
+      </w:pPr>
+      <w:r>
+        <w:t xml:space="preserve">Juntos representan las dos familias de arquitectura del proyecto (Transformer y convolucional) con los 2 mejores resultados de cada una, sin necesidad de un tercer o cuarto modelo para esa comparación.</w:t>
+      </w:r>
+    </w:p>
+    <w:p>
+      <w:pPr>
+        <w:pStyle w:val="Heading1"/>
+        <w:spacing w:after="120" w:before="200"/>
+      </w:pPr>
+      <w:r>
+        <w:t xml:space="preserve">Tabla comparativa (ordenada por F1, resaltados los 2 modelos elegidos)</w:t>
       </w:r>
     </w:p>
     <w:tbl>
@@ -1931,39 +1964,6 @@
           <w:szCs w:val="18"/>
         </w:rPr>
         <w:t xml:space="preserve">Fuente: results_freshness_v3/reportes/dnc_5fold_confmat_roc/metricas_pooled_por_modelo.csv (evaluación pooled de 5 folds, 8,000 imágenes). Detalle de criterios de selección en Sustento_Seleccion_Modelos.docx.</w:t>
-      </w:r>
-    </w:p>
-    <w:p>
-      <w:pPr>
-        <w:pStyle w:val="Heading1"/>
-        <w:spacing w:after="120" w:before="200"/>
-      </w:pPr>
-      <w:r>
-        <w:t xml:space="preserve">3.6 Selección de los modelos de referencia: por qué ViT-Base/16 y DenseNet-121</w:t>
-      </w:r>
-    </w:p>
-    <w:p>
-      <w:pPr>
-        <w:spacing w:after="100"/>
-      </w:pPr>
-      <w:r>
-        <w:t xml:space="preserve">ViT-Base/16: el F1 más alto de los 10 modelos (96.96) y el más estable entre folds (desv.std=0.28, según Sustento_Seleccion_Modelos.docx) — el mejor resultado individual del experimento.</w:t>
-      </w:r>
-    </w:p>
-    <w:p>
-      <w:pPr>
-        <w:spacing w:after="100"/>
-      </w:pPr>
-      <w:r>
-        <w:t xml:space="preserve">DenseNet-121: 2º lugar en F1 (95.66) y el AUC más alto de los 10 modelos (0.9906, superando incluso a ViT-Base/16) con solo 7M de parámetros frente a los 85.8M de ViT-Base/16 — la mejor relación desempeño/costo computacional del grupo, relevante para escenarios con recursos limitados.</w:t>
-      </w:r>
-    </w:p>
-    <w:p>
-      <w:pPr>
-        <w:spacing w:after="100"/>
-      </w:pPr>
-      <w:r>
-        <w:t xml:space="preserve">Juntos representan las dos familias de arquitectura del proyecto (Transformer y convolucional) con los 2 mejores resultados de cada una, sin necesidad de un tercer o cuarto modelo para esa comparación.</w:t>
       </w:r>
     </w:p>
     <w:sectPr>
